--- a/개요.docx
+++ b/개요.docx
@@ -3,14 +3,6 @@
 <w:document xmlns:wpc="http://schemas.microsoft.com/office/word/2010/wordprocessingCanvas" xmlns:cx="http://schemas.microsoft.com/office/drawing/2014/chartex" xmlns:mc="http://schemas.openxmlformats.org/markup-compatibility/2006" xmlns:o="urn:schemas-microsoft-com:office:office" xmlns:r="http://schemas.openxmlformats.org/officeDocument/2006/relationships" xmlns:m="http://schemas.openxmlformats.org/officeDocument/2006/math" xmlns:v="urn:schemas-microsoft-com:vml" xmlns:wp14="http://schemas.microsoft.com/office/word/2010/wordprocessingDrawing" xmlns:wp="http://schemas.openxmlformats.org/drawingml/2006/wordprocessingDrawing" xmlns:w10="urn:schemas-microsoft-com:office:word" xmlns:w="http://schemas.openxmlformats.org/wordprocessingml/2006/main" xmlns:w14="http://schemas.microsoft.com/office/word/2010/wordml" xmlns:w15="http://schemas.microsoft.com/office/word/2012/wordml" xmlns:w16se="http://schemas.microsoft.com/office/word/2015/wordml/symex" xmlns:wpg="http://schemas.microsoft.com/office/word/2010/wordprocessingGroup" xmlns:wpi="http://schemas.microsoft.com/office/word/2010/wordprocessingInk" xmlns:wne="http://schemas.microsoft.com/office/word/2006/wordml" xmlns:wps="http://schemas.microsoft.com/office/word/2010/wordprocessingShape" mc:Ignorable="w14 w15 w16se wp14">
   <w:body>
     <w:p>
-      <w:pPr>
-        <w:pStyle w:val="a3"/>
-      </w:pPr>
-      <w:r>
-        <w:t>&lt;h1&gt;사이트 소개&lt;/h1&gt;</w:t>
-      </w:r>
-    </w:p>
-    <w:p>
       <w:r>
         <w:rPr>
           <w:rFonts w:hint="eastAsia"/>
@@ -60,8 +52,6 @@
         </w:rPr>
         <w:t>링크!</w:t>
       </w:r>
-      <w:bookmarkStart w:id="0" w:name="_GoBack"/>
-      <w:bookmarkEnd w:id="0"/>
     </w:p>
     <w:p>
       <w:r>
@@ -201,13 +191,7 @@
         <w:t>방문자와의 소통을 위함</w:t>
       </w:r>
     </w:p>
-    <w:p>
-      <w:pPr>
-        <w:rPr>
-          <w:rFonts w:hint="eastAsia"/>
-        </w:rPr>
-      </w:pPr>
-    </w:p>
+    <w:p/>
     <w:p>
       <w:r>
         <w:rPr>
@@ -247,17 +231,28 @@
     </w:p>
     <w:p>
       <w:r>
-        <w:t xml:space="preserve">2020.12.31에 개발을 시작하였으며 현재 아직 개발 진행중이다. </w:t>
-      </w:r>
-    </w:p>
-    <w:p>
-      <w:r>
-        <w:rPr>
-          <w:rFonts w:hint="eastAsia"/>
-        </w:rPr>
-        <w:t>연혁</w:t>
-      </w:r>
-    </w:p>
+        <w:t xml:space="preserve">2020.12.31에 개발을 시작하였으며 현재 아직 개발 </w:t>
+      </w:r>
+      <w:r>
+        <w:t>진행중</w:t>
+      </w:r>
+      <w:r>
+        <w:rPr>
+          <w:rFonts w:hint="eastAsia"/>
+        </w:rPr>
+        <w:t>입니다.</w:t>
+      </w:r>
+      <w:r>
+        <w:t xml:space="preserve"> </w:t>
+      </w:r>
+      <w:r>
+        <w:rPr>
+          <w:rFonts w:hint="eastAsia"/>
+        </w:rPr>
+        <w:t>빠르게 개발을 진행하려 하다 보니 하루에 엄청난 시간을 웹 개발에 투자하고 있습니다!</w:t>
+      </w:r>
+    </w:p>
+    <w:p/>
     <w:p>
       <w:r>
         <w:t>2020.12.31 info 사이트 개발 시작</w:t>
@@ -268,68 +263,154 @@
         <w:t>2020.01.01 본 사이트(index) 개발 시작</w:t>
       </w:r>
     </w:p>
+    <w:p>
+      <w:r>
+        <w:rPr>
+          <w:rFonts w:hint="eastAsia"/>
+        </w:rPr>
+        <w:t>2020.01.02</w:t>
+      </w:r>
+      <w:r>
+        <w:t xml:space="preserve"> </w:t>
+      </w:r>
+      <w:r>
+        <w:rPr>
+          <w:rFonts w:hint="eastAsia"/>
+        </w:rPr>
+        <w:t>info</w:t>
+      </w:r>
+      <w:r>
+        <w:t xml:space="preserve"> </w:t>
+      </w:r>
+      <w:r>
+        <w:rPr>
+          <w:rFonts w:hint="eastAsia"/>
+        </w:rPr>
+        <w:t>사이트 완성</w:t>
+      </w:r>
+    </w:p>
     <w:p/>
+    <w:p>
+      <w:pPr>
+        <w:rPr>
+          <w:b/>
+          <w:sz w:val="26"/>
+          <w:szCs w:val="26"/>
+        </w:rPr>
+      </w:pPr>
+      <w:r>
+        <w:rPr>
+          <w:rFonts w:hint="eastAsia"/>
+          <w:b/>
+          <w:sz w:val="26"/>
+          <w:szCs w:val="26"/>
+        </w:rPr>
+        <w:t>       </w:t>
+      </w:r>
+      <w:r>
+        <w:rPr>
+          <w:b/>
+          <w:sz w:val="26"/>
+          <w:szCs w:val="26"/>
+        </w:rPr>
+        <w:t xml:space="preserve"> &lt;h2&gt;개발자 소개&lt;/h2&gt;</w:t>
+      </w:r>
+    </w:p>
+    <w:p>
+      <w:r>
+        <w:rPr>
+          <w:rFonts w:hint="eastAsia"/>
+        </w:rPr>
+        <w:t>아직 개발을 배워나가고 있는 초심자입니다!</w:t>
+      </w:r>
+      <w:r>
+        <w:t xml:space="preserve"> </w:t>
+      </w:r>
+      <w:r>
+        <w:rPr>
+          <w:rFonts w:hint="eastAsia"/>
+        </w:rPr>
+        <w:t>고</w:t>
+      </w:r>
+      <w:r>
+        <w:t xml:space="preserve">1이 되고 </w:t>
+      </w:r>
+      <w:proofErr w:type="spellStart"/>
+      <w:r>
+        <w:t>한아름이라는</w:t>
+      </w:r>
+      <w:proofErr w:type="spellEnd"/>
+      <w:r>
+        <w:t xml:space="preserve"> </w:t>
+      </w:r>
+      <w:proofErr w:type="spellStart"/>
+      <w:r>
+        <w:t>한민고</w:t>
+      </w:r>
+      <w:proofErr w:type="spellEnd"/>
+      <w:r>
+        <w:t xml:space="preserve"> 학생들을 위한 저는 서비스를 제공하는 단체의 개발팀으로 들어가 처음으로 코딩을 접했습니다. </w:t>
+      </w:r>
+      <w:r>
+        <w:rPr>
+          <w:rFonts w:hint="eastAsia"/>
+        </w:rPr>
+        <w:t>그 뒤</w:t>
+      </w:r>
+      <w:r>
+        <w:t xml:space="preserve"> 웹 </w:t>
+      </w:r>
+      <w:r>
+        <w:t>프로그래밍</w:t>
+      </w:r>
+      <w:r>
+        <w:rPr>
+          <w:rFonts w:hint="eastAsia"/>
+        </w:rPr>
+        <w:t xml:space="preserve">을 배우고 </w:t>
+      </w:r>
+      <w:r>
+        <w:t>C</w:t>
+      </w:r>
+      <w:r>
+        <w:rPr>
+          <w:rFonts w:hint="eastAsia"/>
+        </w:rPr>
+        <w:t>언어</w:t>
+      </w:r>
+      <w:r>
+        <w:t xml:space="preserve"> Python</w:t>
+      </w:r>
+      <w:r>
+        <w:rPr>
+          <w:rFonts w:hint="eastAsia"/>
+        </w:rPr>
+        <w:t>를 시작하며</w:t>
+      </w:r>
+      <w:r>
+        <w:t xml:space="preserve"> 코딩에 대한 흥미를 </w:t>
+      </w:r>
+      <w:r>
+        <w:t>키워나</w:t>
+      </w:r>
+      <w:r>
+        <w:rPr>
+          <w:rFonts w:hint="eastAsia"/>
+        </w:rPr>
+        <w:t>가고 있습니다</w:t>
+      </w:r>
+      <w:bookmarkStart w:id="0" w:name="_GoBack"/>
+      <w:bookmarkEnd w:id="0"/>
+      <w:r>
+        <w:t xml:space="preserve">. </w:t>
+      </w:r>
+    </w:p>
     <w:p/>
     <w:p>
-      <w:pPr>
-        <w:rPr>
-          <w:b/>
-          <w:sz w:val="26"/>
-          <w:szCs w:val="26"/>
-        </w:rPr>
-      </w:pPr>
-      <w:r>
-        <w:rPr>
-          <w:rFonts w:hint="eastAsia"/>
-          <w:b/>
-          <w:sz w:val="26"/>
-          <w:szCs w:val="26"/>
-        </w:rPr>
-        <w:t>       </w:t>
-      </w:r>
-      <w:r>
-        <w:rPr>
-          <w:b/>
-          <w:sz w:val="26"/>
-          <w:szCs w:val="26"/>
-        </w:rPr>
-        <w:t xml:space="preserve"> &lt;h2&gt;개발자 소개&lt;/h2&gt;</w:t>
-      </w:r>
-    </w:p>
-    <w:p>
-      <w:r>
-        <w:rPr>
-          <w:rFonts w:hint="eastAsia"/>
-        </w:rPr>
-        <w:t>고</w:t>
-      </w:r>
-      <w:r>
-        <w:t xml:space="preserve">1이 되고 </w:t>
-      </w:r>
-      <w:proofErr w:type="spellStart"/>
-      <w:r>
-        <w:t>한아름이라는</w:t>
-      </w:r>
-      <w:proofErr w:type="spellEnd"/>
-      <w:r>
-        <w:t xml:space="preserve"> </w:t>
-      </w:r>
-      <w:proofErr w:type="spellStart"/>
-      <w:r>
-        <w:t>한민고</w:t>
-      </w:r>
-      <w:proofErr w:type="spellEnd"/>
-      <w:r>
-        <w:t xml:space="preserve"> 학생들을 위한 저는 서비스를 제공하는 단체의 개발팀으로 들어가 처음으로 코딩을 접했습니다. 선배들로부터 웹 프로그래밍과 Python을 배우며 코딩에 대한 흥미를 키워나갔습니다. 그 뒤 컴퓨터 동아리 CPS에 들어가게 되면서 C언어를 처음 접하게 되었습니다. </w:t>
-      </w:r>
-    </w:p>
-    <w:p/>
-    <w:p>
-      <w:r>
-        <w:rPr>
-          <w:rFonts w:hint="eastAsia"/>
-        </w:rPr>
-        <w:lastRenderedPageBreak/>
+      <w:r>
+        <w:rPr>
+          <w:rFonts w:hint="eastAsia"/>
+        </w:rPr>
         <w:t>자세한</w:t>
       </w:r>
       <w:r>
@@ -475,9 +556,6 @@
       <w:pPr>
         <w:pStyle w:val="a4"/>
         <w:ind w:leftChars="0" w:left="760"/>
-        <w:rPr>
-          <w:rFonts w:hint="eastAsia"/>
-        </w:rPr>
       </w:pPr>
       <w:r>
         <w:t xml:space="preserve">: </w:t>
@@ -507,9 +585,6 @@
       <w:pPr>
         <w:pStyle w:val="a4"/>
         <w:ind w:leftChars="0" w:left="760"/>
-        <w:rPr>
-          <w:rFonts w:hint="eastAsia"/>
-        </w:rPr>
       </w:pPr>
     </w:p>
     <w:p>
@@ -532,9 +607,6 @@
       <w:pPr>
         <w:pStyle w:val="a4"/>
         <w:ind w:leftChars="0" w:left="760"/>
-        <w:rPr>
-          <w:rFonts w:hint="eastAsia"/>
-        </w:rPr>
       </w:pPr>
       <w:r>
         <w:rPr>
@@ -575,6 +647,9 @@
           <w:rFonts w:hint="eastAsia"/>
         </w:rPr>
         <w:t>입니다.</w:t>
+      </w:r>
+      <w:r>
+        <w:t xml:space="preserve"> </w:t>
       </w:r>
     </w:p>
     <w:p>
@@ -609,9 +684,6 @@
       <w:pPr>
         <w:pStyle w:val="a4"/>
         <w:ind w:leftChars="0" w:left="760"/>
-        <w:rPr>
-          <w:rFonts w:hint="eastAsia"/>
-        </w:rPr>
       </w:pPr>
       <w:proofErr w:type="spellStart"/>
       <w:r>
@@ -635,6 +707,12 @@
           <w:rFonts w:hint="eastAsia"/>
         </w:rPr>
         <w:t xml:space="preserve">외부인이 사이트 내용을 볼 수 있기에 </w:t>
+      </w:r>
+      <w:r>
+        <w:rPr>
+          <w:rFonts w:hint="eastAsia"/>
+        </w:rPr>
+        <w:t>민감한 자료들은 업로드 하지 않고 있습니다.</w:t>
       </w:r>
     </w:p>
     <w:p>
@@ -650,16 +728,12 @@
         <w:rPr>
           <w:rFonts w:hint="eastAsia"/>
         </w:rPr>
-        <w:t>공유 게시판</w:t>
-      </w:r>
-    </w:p>
-    <w:p>
-      <w:pPr>
-        <w:pStyle w:val="a4"/>
-        <w:ind w:leftChars="0" w:left="760"/>
-        <w:rPr>
-          <w:rFonts w:hint="eastAsia"/>
-        </w:rPr>
+        <w:t>개발 일지</w:t>
+      </w:r>
+    </w:p>
+    <w:p>
+      <w:pPr>
+        <w:ind w:left="760"/>
       </w:pPr>
       <w:r>
         <w:rPr>
@@ -679,7 +753,24 @@
         <w:rPr>
           <w:rFonts w:hint="eastAsia"/>
         </w:rPr>
-        <w:t>의 방문자들이 글을 올릴 수 있는 게시판입니다.</w:t>
+        <w:t xml:space="preserve">를 비롯 각종 개발을 하면서 </w:t>
+      </w:r>
+      <w:proofErr w:type="spellStart"/>
+      <w:r>
+        <w:rPr>
+          <w:rFonts w:hint="eastAsia"/>
+        </w:rPr>
+        <w:t>느낀점과</w:t>
+      </w:r>
+      <w:proofErr w:type="spellEnd"/>
+      <w:r>
+        <w:rPr>
+          <w:rFonts w:hint="eastAsia"/>
+        </w:rPr>
+        <w:t xml:space="preserve"> 그날의 진척 과정을 기록해 둔 공간입니다.</w:t>
+      </w:r>
+      <w:r>
+        <w:t xml:space="preserve"> </w:t>
       </w:r>
     </w:p>
     <w:p>
@@ -695,65 +786,251 @@
         <w:rPr>
           <w:rFonts w:hint="eastAsia"/>
         </w:rPr>
-        <w:t>개발 일지</w:t>
-      </w:r>
-    </w:p>
-    <w:p>
-      <w:pPr>
-        <w:ind w:left="760"/>
-        <w:rPr>
-          <w:rFonts w:hint="eastAsia"/>
-        </w:rPr>
-      </w:pPr>
-      <w:r>
-        <w:rPr>
-          <w:rFonts w:hint="eastAsia"/>
-        </w:rPr>
-        <w:t xml:space="preserve">: </w:t>
+        <w:t>방명록</w:t>
+      </w:r>
+    </w:p>
+    <w:p>
+      <w:pPr>
+        <w:pStyle w:val="a4"/>
+        <w:ind w:leftChars="0" w:left="760"/>
+        <w:rPr>
+          <w:rFonts w:hint="eastAsia"/>
+        </w:rPr>
+      </w:pPr>
+      <w:r>
+        <w:rPr>
+          <w:rFonts w:hint="eastAsia"/>
+        </w:rPr>
+        <w:t>:</w:t>
+      </w:r>
+      <w:r>
+        <w:t xml:space="preserve"> </w:t>
+      </w:r>
+      <w:r>
+        <w:rPr>
+          <w:rFonts w:hint="eastAsia"/>
+        </w:rPr>
+        <w:t>방문자들이 댓글 형식으로 흔적을 남길 수 있는 공간입니다.</w:t>
+      </w:r>
+    </w:p>
+    <w:p>
+      <w:pPr>
+        <w:pStyle w:val="a4"/>
+        <w:ind w:leftChars="0" w:left="760"/>
+        <w:rPr>
+          <w:b/>
+          <w:sz w:val="26"/>
+          <w:szCs w:val="26"/>
+        </w:rPr>
+      </w:pPr>
+      <w:r>
+        <w:rPr>
+          <w:b/>
+          <w:sz w:val="26"/>
+          <w:szCs w:val="26"/>
+        </w:rPr>
+        <w:t>&lt;h2&gt;</w:t>
       </w:r>
       <w:proofErr w:type="spellStart"/>
       <w:r>
+        <w:rPr>
+          <w:b/>
+          <w:sz w:val="26"/>
+          <w:szCs w:val="26"/>
+        </w:rPr>
         <w:t>Daeun</w:t>
       </w:r>
       <w:proofErr w:type="spellEnd"/>
       <w:r>
-        <w:t xml:space="preserve"> World</w:t>
-      </w:r>
-      <w:r>
-        <w:rPr>
-          <w:rFonts w:hint="eastAsia"/>
-        </w:rPr>
-        <w:t xml:space="preserve">를 비롯 각종 개발을 하면서 </w:t>
-      </w:r>
-      <w:proofErr w:type="spellStart"/>
-      <w:r>
-        <w:rPr>
-          <w:rFonts w:hint="eastAsia"/>
-        </w:rPr>
-        <w:t>느낀점과</w:t>
-      </w:r>
-      <w:proofErr w:type="spellEnd"/>
-      <w:r>
-        <w:rPr>
-          <w:rFonts w:hint="eastAsia"/>
-        </w:rPr>
-        <w:t xml:space="preserve"> 그날의 진척 과정을 기록해 둔 공간입니다.</w:t>
-      </w:r>
-    </w:p>
-    <w:p>
-      <w:pPr>
-        <w:pStyle w:val="a4"/>
+        <w:rPr>
+          <w:b/>
+          <w:sz w:val="26"/>
+          <w:szCs w:val="26"/>
+        </w:rPr>
+        <w:t xml:space="preserve"> </w:t>
+      </w:r>
+      <w:r>
+        <w:rPr>
+          <w:rFonts w:hint="eastAsia"/>
+          <w:b/>
+          <w:sz w:val="26"/>
+          <w:szCs w:val="26"/>
+        </w:rPr>
+        <w:t>World</w:t>
+      </w:r>
+      <w:r>
+        <w:rPr>
+          <w:b/>
+          <w:sz w:val="26"/>
+          <w:szCs w:val="26"/>
+        </w:rPr>
+        <w:t xml:space="preserve"> </w:t>
+      </w:r>
+      <w:r>
+        <w:rPr>
+          <w:rFonts w:hint="eastAsia"/>
+          <w:b/>
+          <w:sz w:val="26"/>
+          <w:szCs w:val="26"/>
+        </w:rPr>
+        <w:t>개발에 참고한 자료</w:t>
+      </w:r>
+      <w:r>
+        <w:rPr>
+          <w:b/>
+          <w:sz w:val="26"/>
+          <w:szCs w:val="26"/>
+        </w:rPr>
+        <w:t>&lt;/h2&gt;</w:t>
+      </w:r>
+    </w:p>
+    <w:p>
+      <w:pPr>
+        <w:widowControl/>
         <w:numPr>
           <w:ilvl w:val="0"/>
-          <w:numId w:val="1"/>
+          <w:numId w:val="3"/>
         </w:numPr>
-        <w:ind w:leftChars="0"/>
-      </w:pPr>
-      <w:r>
-        <w:rPr>
-          <w:rFonts w:hint="eastAsia"/>
-        </w:rPr>
-        <w:t>방명록</w:t>
+        <w:shd w:val="clear" w:color="auto" w:fill="263343"/>
+        <w:wordWrap/>
+        <w:autoSpaceDE/>
+        <w:autoSpaceDN/>
+        <w:spacing w:after="0" w:line="240" w:lineRule="auto"/>
+        <w:ind w:left="0"/>
+        <w:jc w:val="left"/>
+        <w:rPr>
+          <w:rFonts w:ascii="맑은 고딕" w:eastAsia="맑은 고딕" w:hAnsi="맑은 고딕" w:cs="굴림"/>
+          <w:color w:val="F0F4F5"/>
+          <w:kern w:val="0"/>
+          <w:sz w:val="27"/>
+          <w:szCs w:val="27"/>
+        </w:rPr>
+      </w:pPr>
+      <w:r>
+        <w:rPr>
+          <w:rFonts w:ascii="맑은 고딕" w:eastAsia="맑은 고딕" w:hAnsi="맑은 고딕" w:cs="굴림" w:hint="eastAsia"/>
+          <w:color w:val="F0F4F5"/>
+          <w:kern w:val="0"/>
+          <w:sz w:val="27"/>
+          <w:szCs w:val="27"/>
+        </w:rPr>
+        <w:t>상단 바 만들기: https://www.youtube.com/watch</w:t>
+      </w:r>
+      <w:proofErr w:type="gramStart"/>
+      <w:r>
+        <w:rPr>
+          <w:rFonts w:ascii="맑은 고딕" w:eastAsia="맑은 고딕" w:hAnsi="맑은 고딕" w:cs="굴림" w:hint="eastAsia"/>
+          <w:color w:val="F0F4F5"/>
+          <w:kern w:val="0"/>
+          <w:sz w:val="27"/>
+          <w:szCs w:val="27"/>
+        </w:rPr>
+        <w:t>?v</w:t>
+      </w:r>
+      <w:proofErr w:type="gramEnd"/>
+      <w:r>
+        <w:rPr>
+          <w:rFonts w:ascii="맑은 고딕" w:eastAsia="맑은 고딕" w:hAnsi="맑은 고딕" w:cs="굴림" w:hint="eastAsia"/>
+          <w:color w:val="F0F4F5"/>
+          <w:kern w:val="0"/>
+          <w:sz w:val="27"/>
+          <w:szCs w:val="27"/>
+        </w:rPr>
+        <w:t>=X91jsJyZofw</w:t>
+      </w:r>
+    </w:p>
+    <w:p>
+      <w:pPr>
+        <w:pStyle w:val="a4"/>
+        <w:ind w:leftChars="0" w:left="760"/>
+      </w:pPr>
+    </w:p>
+    <w:p>
+      <w:pPr>
+        <w:pStyle w:val="a4"/>
+        <w:ind w:leftChars="0" w:left="760"/>
+        <w:rPr>
+          <w:b/>
+          <w:sz w:val="26"/>
+          <w:szCs w:val="26"/>
+        </w:rPr>
+      </w:pPr>
+      <w:r>
+        <w:rPr>
+          <w:b/>
+          <w:sz w:val="26"/>
+          <w:szCs w:val="26"/>
+        </w:rPr>
+        <w:t>&lt;h2&gt;</w:t>
+      </w:r>
+      <w:r>
+        <w:rPr>
+          <w:rFonts w:hint="eastAsia"/>
+          <w:b/>
+          <w:sz w:val="26"/>
+          <w:szCs w:val="26"/>
+        </w:rPr>
+        <w:t>추가 질문사항</w:t>
+      </w:r>
+      <w:r>
+        <w:rPr>
+          <w:b/>
+          <w:sz w:val="26"/>
+          <w:szCs w:val="26"/>
+        </w:rPr>
+        <w:t>&lt;/</w:t>
+      </w:r>
+      <w:r>
+        <w:rPr>
+          <w:rFonts w:hint="eastAsia"/>
+          <w:b/>
+          <w:sz w:val="26"/>
+          <w:szCs w:val="26"/>
+        </w:rPr>
+        <w:t>h2</w:t>
+      </w:r>
+      <w:r>
+        <w:rPr>
+          <w:b/>
+          <w:sz w:val="26"/>
+          <w:szCs w:val="26"/>
+        </w:rPr>
+        <w:t>&gt;</w:t>
+      </w:r>
+    </w:p>
+    <w:p>
+      <w:pPr>
+        <w:pStyle w:val="a4"/>
+        <w:ind w:leftChars="0" w:left="760"/>
+        <w:rPr>
+          <w:rFonts w:hint="eastAsia"/>
+        </w:rPr>
+      </w:pPr>
+      <w:r>
+        <w:rPr>
+          <w:rFonts w:hint="eastAsia"/>
+          <w:sz w:val="26"/>
+          <w:szCs w:val="26"/>
+        </w:rPr>
+        <w:t xml:space="preserve">추가로 궁금하신 점이 있다면 </w:t>
+      </w:r>
+      <w:hyperlink r:id="rId5" w:history="1">
+        <w:r>
+          <w:rPr>
+            <w:rStyle w:val="a5"/>
+            <w:sz w:val="26"/>
+            <w:szCs w:val="26"/>
+          </w:rPr>
+          <w:t>somebody1718@gmail.com</w:t>
+        </w:r>
+      </w:hyperlink>
+      <w:r>
+        <w:rPr>
+          <w:rFonts w:hint="eastAsia"/>
+          <w:sz w:val="26"/>
+          <w:szCs w:val="26"/>
+        </w:rPr>
+        <w:t>으로 연락주세요!</w:t>
       </w:r>
     </w:p>
     <w:sectPr>
@@ -769,6 +1046,155 @@
 <file path=word/numbering.xml><?xml version="1.0" encoding="utf-8"?>
 <w:numbering xmlns:wpc="http://schemas.microsoft.com/office/word/2010/wordprocessingCanvas" xmlns:cx="http://schemas.microsoft.com/office/drawing/2014/chartex" xmlns:mc="http://schemas.openxmlformats.org/markup-compatibility/2006" xmlns:o="urn:schemas-microsoft-com:office:office" xmlns:r="http://schemas.openxmlformats.org/officeDocument/2006/relationships" xmlns:m="http://schemas.openxmlformats.org/officeDocument/2006/math" xmlns:v="urn:schemas-microsoft-com:vml" xmlns:wp14="http://schemas.microsoft.com/office/word/2010/wordprocessingDrawing" xmlns:wp="http://schemas.openxmlformats.org/drawingml/2006/wordprocessingDrawing" xmlns:w10="urn:schemas-microsoft-com:office:word" xmlns:w="http://schemas.openxmlformats.org/wordprocessingml/2006/main" xmlns:w14="http://schemas.microsoft.com/office/word/2010/wordml" xmlns:w15="http://schemas.microsoft.com/office/word/2012/wordml" xmlns:w16se="http://schemas.microsoft.com/office/word/2015/wordml/symex" xmlns:wpg="http://schemas.microsoft.com/office/word/2010/wordprocessingGroup" xmlns:wpi="http://schemas.microsoft.com/office/word/2010/wordprocessingInk" xmlns:wne="http://schemas.microsoft.com/office/word/2006/wordml" xmlns:wps="http://schemas.microsoft.com/office/word/2010/wordprocessingShape" mc:Ignorable="w14 w15 w16se wp14">
   <w:abstractNum w:abstractNumId="0" w15:restartNumberingAfterBreak="0">
+    <w:nsid w:val="3B0C7F79"/>
+    <w:multiLevelType w:val="multilevel"/>
+    <w:tmpl w:val="4300AA22"/>
+    <w:lvl w:ilvl="0">
+      <w:start w:val="1"/>
+      <w:numFmt w:val="bullet"/>
+      <w:lvlText w:val=""/>
+      <w:lvlJc w:val="left"/>
+      <w:pPr>
+        <w:tabs>
+          <w:tab w:val="num" w:pos="720"/>
+        </w:tabs>
+        <w:ind w:left="720" w:hanging="360"/>
+      </w:pPr>
+      <w:rPr>
+        <w:rFonts w:ascii="Symbol" w:hAnsi="Symbol" w:hint="default"/>
+        <w:sz w:val="20"/>
+      </w:rPr>
+    </w:lvl>
+    <w:lvl w:ilvl="1" w:tentative="1">
+      <w:start w:val="1"/>
+      <w:numFmt w:val="bullet"/>
+      <w:lvlText w:val="o"/>
+      <w:lvlJc w:val="left"/>
+      <w:pPr>
+        <w:tabs>
+          <w:tab w:val="num" w:pos="1440"/>
+        </w:tabs>
+        <w:ind w:left="1440" w:hanging="360"/>
+      </w:pPr>
+      <w:rPr>
+        <w:rFonts w:ascii="Courier New" w:hAnsi="Courier New" w:hint="default"/>
+        <w:sz w:val="20"/>
+      </w:rPr>
+    </w:lvl>
+    <w:lvl w:ilvl="2" w:tentative="1">
+      <w:start w:val="1"/>
+      <w:numFmt w:val="bullet"/>
+      <w:lvlText w:val=""/>
+      <w:lvlJc w:val="left"/>
+      <w:pPr>
+        <w:tabs>
+          <w:tab w:val="num" w:pos="2160"/>
+        </w:tabs>
+        <w:ind w:left="2160" w:hanging="360"/>
+      </w:pPr>
+      <w:rPr>
+        <w:rFonts w:ascii="Wingdings" w:hAnsi="Wingdings" w:hint="default"/>
+        <w:sz w:val="20"/>
+      </w:rPr>
+    </w:lvl>
+    <w:lvl w:ilvl="3" w:tentative="1">
+      <w:start w:val="1"/>
+      <w:numFmt w:val="bullet"/>
+      <w:lvlText w:val=""/>
+      <w:lvlJc w:val="left"/>
+      <w:pPr>
+        <w:tabs>
+          <w:tab w:val="num" w:pos="2880"/>
+        </w:tabs>
+        <w:ind w:left="2880" w:hanging="360"/>
+      </w:pPr>
+      <w:rPr>
+        <w:rFonts w:ascii="Wingdings" w:hAnsi="Wingdings" w:hint="default"/>
+        <w:sz w:val="20"/>
+      </w:rPr>
+    </w:lvl>
+    <w:lvl w:ilvl="4" w:tentative="1">
+      <w:start w:val="1"/>
+      <w:numFmt w:val="bullet"/>
+      <w:lvlText w:val=""/>
+      <w:lvlJc w:val="left"/>
+      <w:pPr>
+        <w:tabs>
+          <w:tab w:val="num" w:pos="3600"/>
+        </w:tabs>
+        <w:ind w:left="3600" w:hanging="360"/>
+      </w:pPr>
+      <w:rPr>
+        <w:rFonts w:ascii="Wingdings" w:hAnsi="Wingdings" w:hint="default"/>
+        <w:sz w:val="20"/>
+      </w:rPr>
+    </w:lvl>
+    <w:lvl w:ilvl="5" w:tentative="1">
+      <w:start w:val="1"/>
+      <w:numFmt w:val="bullet"/>
+      <w:lvlText w:val=""/>
+      <w:lvlJc w:val="left"/>
+      <w:pPr>
+        <w:tabs>
+          <w:tab w:val="num" w:pos="4320"/>
+        </w:tabs>
+        <w:ind w:left="4320" w:hanging="360"/>
+      </w:pPr>
+      <w:rPr>
+        <w:rFonts w:ascii="Wingdings" w:hAnsi="Wingdings" w:hint="default"/>
+        <w:sz w:val="20"/>
+      </w:rPr>
+    </w:lvl>
+    <w:lvl w:ilvl="6" w:tentative="1">
+      <w:start w:val="1"/>
+      <w:numFmt w:val="bullet"/>
+      <w:lvlText w:val=""/>
+      <w:lvlJc w:val="left"/>
+      <w:pPr>
+        <w:tabs>
+          <w:tab w:val="num" w:pos="5040"/>
+        </w:tabs>
+        <w:ind w:left="5040" w:hanging="360"/>
+      </w:pPr>
+      <w:rPr>
+        <w:rFonts w:ascii="Wingdings" w:hAnsi="Wingdings" w:hint="default"/>
+        <w:sz w:val="20"/>
+      </w:rPr>
+    </w:lvl>
+    <w:lvl w:ilvl="7" w:tentative="1">
+      <w:start w:val="1"/>
+      <w:numFmt w:val="bullet"/>
+      <w:lvlText w:val=""/>
+      <w:lvlJc w:val="left"/>
+      <w:pPr>
+        <w:tabs>
+          <w:tab w:val="num" w:pos="5760"/>
+        </w:tabs>
+        <w:ind w:left="5760" w:hanging="360"/>
+      </w:pPr>
+      <w:rPr>
+        <w:rFonts w:ascii="Wingdings" w:hAnsi="Wingdings" w:hint="default"/>
+        <w:sz w:val="20"/>
+      </w:rPr>
+    </w:lvl>
+    <w:lvl w:ilvl="8" w:tentative="1">
+      <w:start w:val="1"/>
+      <w:numFmt w:val="bullet"/>
+      <w:lvlText w:val=""/>
+      <w:lvlJc w:val="left"/>
+      <w:pPr>
+        <w:tabs>
+          <w:tab w:val="num" w:pos="6480"/>
+        </w:tabs>
+        <w:ind w:left="6480" w:hanging="360"/>
+      </w:pPr>
+      <w:rPr>
+        <w:rFonts w:ascii="Wingdings" w:hAnsi="Wingdings" w:hint="default"/>
+        <w:sz w:val="20"/>
+      </w:rPr>
+    </w:lvl>
+  </w:abstractNum>
+  <w:abstractNum w:abstractNumId="1" w15:restartNumberingAfterBreak="0">
     <w:nsid w:val="3C971F1F"/>
     <w:multiLevelType w:val="hybridMultilevel"/>
     <w:tmpl w:val="6D92E910"/>
@@ -857,7 +1283,7 @@
       </w:pPr>
     </w:lvl>
   </w:abstractNum>
-  <w:abstractNum w:abstractNumId="1" w15:restartNumberingAfterBreak="0">
+  <w:abstractNum w:abstractNumId="2" w15:restartNumberingAfterBreak="0">
     <w:nsid w:val="3E632858"/>
     <w:multiLevelType w:val="hybridMultilevel"/>
     <w:tmpl w:val="E35E3F18"/>
@@ -947,10 +1373,13 @@
     </w:lvl>
   </w:abstractNum>
   <w:num w:numId="1">
-    <w:abstractNumId w:val="0"/>
+    <w:abstractNumId w:val="1"/>
   </w:num>
   <w:num w:numId="2">
-    <w:abstractNumId w:val="1"/>
+    <w:abstractNumId w:val="2"/>
+  </w:num>
+  <w:num w:numId="3">
+    <w:abstractNumId w:val="0"/>
   </w:num>
 </w:numbering>
 </file>
@@ -1428,6 +1857,17 @@
       <w:ind w:leftChars="400" w:left="800"/>
     </w:pPr>
   </w:style>
+  <w:style w:type="character" w:styleId="a5">
+    <w:name w:val="Hyperlink"/>
+    <w:basedOn w:val="a0"/>
+    <w:uiPriority w:val="99"/>
+    <w:unhideWhenUsed/>
+    <w:rsid w:val="00997EF2"/>
+    <w:rPr>
+      <w:color w:val="0563C1" w:themeColor="hyperlink"/>
+      <w:u w:val="single"/>
+    </w:rPr>
+  </w:style>
 </w:styles>
 </file>
 
